--- a/tests/org.obeonetwork.m2doc.tests/resources/linkServices/asBookmarkSectionRefNoBookmarkOptional/asBookmarkSectionRefNoBookmarkOptional-expected-generation.docx
+++ b/tests/org.obeonetwork.m2doc.tests/resources/linkServices/asBookmarkSectionRefNoBookmarkOptional/asBookmarkSectionRefNoBookmarkOptional-expected-generation.docx
@@ -34,7 +34,7 @@
         </w:rPr>
       </w:pPr>
       <w:r/>
-      <w:r w:rsidR="780CAE8FA82CB0CE631E1F37CAF477C8">
+      <w:r w:rsidR="3BBFA82637DAB5844C518B18317AE679">
         <w:fldChar w:fldCharType="end"/>
       </w:r>
     </w:p>

--- a/tests/org.obeonetwork.m2doc.tests/resources/linkServices/asBookmarkSectionRefNoBookmarkOptional/asBookmarkSectionRefNoBookmarkOptional-expected-generation.docx
+++ b/tests/org.obeonetwork.m2doc.tests/resources/linkServices/asBookmarkSectionRefNoBookmarkOptional/asBookmarkSectionRefNoBookmarkOptional-expected-generation.docx
@@ -34,7 +34,7 @@
         </w:rPr>
       </w:pPr>
       <w:r/>
-      <w:r w:rsidR="780CAE8FA82CB0CE631E1F37CAF477C8">
+      <w:r w:rsidR="65984CEAE488BE4F44D96702ED3849F1">
         <w:fldChar w:fldCharType="end"/>
       </w:r>
     </w:p>
